--- a/new/H_U/SAMR_HU_UC01_v1.1.docx
+++ b/new/H_U/SAMR_HU_UC01_v1.1.docx
@@ -208,25 +208,7 @@
                 <w:sz w:val="17"/>
                 <w:szCs w:val="17"/>
               </w:rPr>
-              <w:t xml:space="preserve">Sistema de Atención Médica Remota — Equipo </w:t>
-            </w:r>
-            <w:proofErr w:type="spellStart"/>
-            <w:r>
-              <w:rPr>
-                <w:color w:val="000000"/>
-                <w:sz w:val="17"/>
-                <w:szCs w:val="17"/>
-              </w:rPr>
-              <w:t>LLdE</w:t>
-            </w:r>
-            <w:proofErr w:type="spellEnd"/>
-            <w:r>
-              <w:rPr>
-                <w:color w:val="000000"/>
-                <w:sz w:val="17"/>
-                <w:szCs w:val="17"/>
-              </w:rPr>
-              <w:t xml:space="preserve"> — UTPL</w:t>
+              <w:t xml:space="preserve">Sistema de Atención Médica Remota — Equipo LLdE — UTPL</w:t>
             </w:r>
           </w:p>
         </w:tc>
@@ -288,15 +270,7 @@
                 <w:sz w:val="17"/>
                 <w:szCs w:val="17"/>
               </w:rPr>
-              <w:t>1.0.</w:t>
-            </w:r>
-            <w:r>
-              <w:rPr>
-                <w:color w:val="000000"/>
-                <w:sz w:val="17"/>
-                <w:szCs w:val="17"/>
-              </w:rPr>
-              <w:t>1</w:t>
+              <w:t>1.0.1</w:t>
             </w:r>
           </w:p>
         </w:tc>
@@ -424,18 +398,8 @@
                 <w:sz w:val="17"/>
                 <w:szCs w:val="17"/>
               </w:rPr>
-              <w:t xml:space="preserve">Equipo </w:t>
-            </w:r>
-            <w:proofErr w:type="spellStart"/>
-            <w:r>
-              <w:rPr>
-                <w:color w:val="000000"/>
-                <w:sz w:val="17"/>
-                <w:szCs w:val="17"/>
-              </w:rPr>
-              <w:t>LLdE</w:t>
-            </w:r>
-            <w:proofErr w:type="spellEnd"/>
+              <w:t xml:space="preserve">Equipo LLdE</w:t>
+            </w:r>
           </w:p>
         </w:tc>
       </w:tr>
@@ -753,18 +717,8 @@
                 <w:sz w:val="17"/>
                 <w:szCs w:val="17"/>
               </w:rPr>
-              <w:t xml:space="preserve">Equipo </w:t>
-            </w:r>
-            <w:proofErr w:type="spellStart"/>
-            <w:r>
-              <w:rPr>
-                <w:color w:val="000000"/>
-                <w:sz w:val="17"/>
-                <w:szCs w:val="17"/>
-              </w:rPr>
-              <w:t>LLdE</w:t>
-            </w:r>
-            <w:proofErr w:type="spellEnd"/>
+              <w:t xml:space="preserve">Equipo LLdE</w:t>
+            </w:r>
           </w:p>
         </w:tc>
         <w:tc>
@@ -1075,15 +1029,7 @@
                 <w:sz w:val="17"/>
                 <w:szCs w:val="17"/>
               </w:rPr>
-              <w:t>1.0.</w:t>
-            </w:r>
-            <w:r>
-              <w:rPr>
-                <w:color w:val="000000"/>
-                <w:sz w:val="17"/>
-                <w:szCs w:val="17"/>
-              </w:rPr>
-              <w:t>0</w:t>
+              <w:t>1.0.0</w:t>
             </w:r>
           </w:p>
         </w:tc>
@@ -1135,18 +1081,8 @@
                 <w:sz w:val="17"/>
                 <w:szCs w:val="17"/>
               </w:rPr>
-              <w:t xml:space="preserve">Equipo </w:t>
-            </w:r>
-            <w:proofErr w:type="spellStart"/>
-            <w:r>
-              <w:rPr>
-                <w:color w:val="000000"/>
-                <w:sz w:val="17"/>
-                <w:szCs w:val="17"/>
-              </w:rPr>
-              <w:t>LLdE</w:t>
-            </w:r>
-            <w:proofErr w:type="spellEnd"/>
+              <w:t xml:space="preserve">Equipo LLdE</w:t>
+            </w:r>
           </w:p>
         </w:tc>
         <w:tc>
@@ -1267,7 +1203,6 @@
                 <w:szCs w:val="17"/>
               </w:rPr>
             </w:pPr>
-            <w:proofErr w:type="spellStart"/>
             <w:r>
               <w:rPr>
                 <w:color w:val="000000"/>
@@ -1276,7 +1211,6 @@
               </w:rPr>
               <w:t>EquipoLLDE</w:t>
             </w:r>
-            <w:proofErr w:type="spellEnd"/>
           </w:p>
         </w:tc>
         <w:tc>
@@ -1301,41 +1235,13 @@
                 <w:u w:val="single"/>
               </w:rPr>
             </w:pPr>
-            <w:proofErr w:type="spellStart"/>
-            <w:r>
-              <w:rPr>
-                <w:color w:val="000000"/>
-                <w:sz w:val="17"/>
-                <w:szCs w:val="17"/>
-              </w:rPr>
-              <w:t>Correcion</w:t>
-            </w:r>
-            <w:proofErr w:type="spellEnd"/>
-            <w:r>
-              <w:rPr>
-                <w:color w:val="000000"/>
-                <w:sz w:val="17"/>
-                <w:szCs w:val="17"/>
-              </w:rPr>
-              <w:t xml:space="preserve"> de las </w:t>
-            </w:r>
-            <w:proofErr w:type="spellStart"/>
-            <w:r>
-              <w:rPr>
-                <w:color w:val="000000"/>
-                <w:sz w:val="17"/>
-                <w:szCs w:val="17"/>
-              </w:rPr>
-              <w:t>Epicas</w:t>
-            </w:r>
-            <w:proofErr w:type="spellEnd"/>
-            <w:r>
-              <w:rPr>
-                <w:color w:val="000000"/>
-                <w:sz w:val="17"/>
-                <w:szCs w:val="17"/>
-              </w:rPr>
-              <w:t>, mas especificas</w:t>
+            <w:r>
+              <w:rPr>
+                <w:color w:val="000000"/>
+                <w:sz w:val="17"/>
+                <w:szCs w:val="17"/>
+              </w:rPr>
+              <w:t xml:space="preserve">Correcion de las Epicas, mas especificas</w:t>
             </w:r>
           </w:p>
         </w:tc>
@@ -2243,25 +2149,7 @@
                 <w:sz w:val="17"/>
                 <w:szCs w:val="17"/>
               </w:rPr>
-              <w:t xml:space="preserve">La Sesión valida el código MFA, genera el token OAuth 2.0 y consulta a </w:t>
-            </w:r>
-            <w:proofErr w:type="spellStart"/>
-            <w:r>
-              <w:rPr>
-                <w:color w:val="000000"/>
-                <w:sz w:val="17"/>
-                <w:szCs w:val="17"/>
-              </w:rPr>
-              <w:t>ConsentimientoLOPDP</w:t>
-            </w:r>
-            <w:proofErr w:type="spellEnd"/>
-            <w:r>
-              <w:rPr>
-                <w:color w:val="000000"/>
-                <w:sz w:val="17"/>
-                <w:szCs w:val="17"/>
-              </w:rPr>
-              <w:t>.</w:t>
+              <w:t xml:space="preserve">La Sesión valida el código MFA, genera el token OAuth 2.0 y consulta a ConsentimientoLOPDP.</w:t>
             </w:r>
           </w:p>
         </w:tc>
@@ -2316,23 +2204,13 @@
             <w:pPr>
               <w:spacing w:before="50" w:after="50"/>
             </w:pPr>
-            <w:proofErr w:type="spellStart"/>
-            <w:r>
-              <w:rPr>
-                <w:color w:val="000000"/>
-                <w:sz w:val="17"/>
-                <w:szCs w:val="17"/>
-              </w:rPr>
-              <w:t>ConsentimientoLOPDP</w:t>
-            </w:r>
-            <w:proofErr w:type="spellEnd"/>
-            <w:r>
-              <w:rPr>
-                <w:color w:val="000000"/>
-                <w:sz w:val="17"/>
-                <w:szCs w:val="17"/>
-              </w:rPr>
-              <w:t xml:space="preserve"> confirma el registro activo y autoriza a la Sesión el acceso al historial clínico.</w:t>
+            <w:r>
+              <w:rPr>
+                <w:color w:val="000000"/>
+                <w:sz w:val="17"/>
+                <w:szCs w:val="17"/>
+              </w:rPr>
+              <w:t xml:space="preserve">ConsentimientoLOPDP confirma el registro activo y autoriza a la Sesión el acceso al historial clínico.</w:t>
             </w:r>
           </w:p>
         </w:tc>
@@ -3454,7 +3332,7 @@
                 <w:sz w:val="15"/>
                 <w:szCs w:val="15"/>
               </w:rPr>
-              <w:t>RF-M1-001</w:t>
+              <w:t>RF-01</w:t>
             </w:r>
           </w:p>
         </w:tc>
@@ -3621,7 +3499,7 @@
                 <w:sz w:val="15"/>
                 <w:szCs w:val="15"/>
               </w:rPr>
-              <w:t>RF-M1-001</w:t>
+              <w:t>RF-01</w:t>
             </w:r>
           </w:p>
         </w:tc>
@@ -3788,7 +3666,7 @@
                 <w:sz w:val="15"/>
                 <w:szCs w:val="15"/>
               </w:rPr>
-              <w:t>RF-M1-002</w:t>
+              <w:t>RF-02</w:t>
             </w:r>
           </w:p>
         </w:tc>
@@ -4010,7 +3888,7 @@
                 <w:sz w:val="17"/>
                 <w:szCs w:val="17"/>
               </w:rPr>
-              <w:t>RF-M1-001 — Registro y gestión de perfiles</w:t>
+              <w:t>RF-01 — Registro y gestión de perfiles</w:t>
             </w:r>
           </w:p>
         </w:tc>
@@ -4097,7 +3975,7 @@
                 <w:sz w:val="17"/>
                 <w:szCs w:val="17"/>
               </w:rPr>
-              <w:t>RF-M1-002 — Consentimiento LOPDP</w:t>
+              <w:t>RF-02 — Consentimiento LOPDP</w:t>
             </w:r>
           </w:p>
         </w:tc>
